--- a/docs/IZ_Mogileva_var51.docx
+++ b/docs/IZ_Mogileva_var51.docx
@@ -1724,7 +1724,7 @@
           <w:rFonts w:ascii="Cambria Math" w:hAnsi="Cambria Math"/>
           <w:sz w:val="24"/>
         </w:rPr>
-        <w:t>NOK 1 = NLG · (1,8937 / 7,311) = NLG 0,25901</w:t>
+        <w:t>NOK 1 = NLG · (1,8937 / 7,311) = NLG 0,25902</w:t>
       </w:r>
     </w:p>
     <w:p>
@@ -2470,7 +2470,7 @@
           <w:rFonts w:ascii="Cambria Math" w:hAnsi="Cambria Math"/>
           <w:sz w:val="24"/>
         </w:rPr>
-        <w:t xml:space="preserve">                              / (1 + (5 + 6/32)% / 100% · 61/365) = 1,48911</w:t>
+        <w:t xml:space="preserve">                              / (1 + (5 + 6/32)% / 100% · 61/365) = 1,48912</w:t>
       </w:r>
     </w:p>
     <w:p>
@@ -2519,7 +2519,7 @@
           <w:rFonts w:ascii="Cambria Math" w:hAnsi="Cambria Math"/>
           <w:sz w:val="24"/>
         </w:rPr>
-        <w:t>F̂₁.₀₅.₉₄ = 1,49101 · 23/30 + 1,48911 · 7/30 = 1,49057</w:t>
+        <w:t>F̂₁.₀₅.₉₄ = 1,49101 · 23/30 + 1,48912 · 7/30 = 1,49057</w:t>
       </w:r>
     </w:p>
     <w:p>
